--- a/skills/draft-legal-docs/templates/民事委托书.docx
+++ b/skills/draft-legal-docs/templates/民事委托书.docx
@@ -1,560 +1,560 @@
 
 <file path=word/document.xml><?xml version="1.0" encoding="utf-8"?>
-<w:document xmlns:wpc="http://schemas.microsoft.com/office/word/2010/wordprocessingCanvas" xmlns:mc="http://schemas.openxmlformats.org/markup-compatibility/2006" xmlns:o="urn:schemas-microsoft-com:office:office" xmlns:r="http://schemas.openxmlformats.org/officeDocument/2006/relationships" xmlns:m="http://schemas.openxmlformats.org/officeDocument/2006/math" xmlns:v="urn:schemas-microsoft-com:vml" xmlns:wp14="http://schemas.microsoft.com/office/word/2010/wordprocessingDrawing" xmlns:wp="http://schemas.openxmlformats.org/drawingml/2006/wordprocessingDrawing" xmlns:w="http://schemas.openxmlformats.org/wordprocessingml/2006/main" xmlns:w14="http://schemas.microsoft.com/office/word/2010/wordml" xmlns:w10="urn:schemas-microsoft-com:office:word" xmlns:w15="http://schemas.microsoft.com/office/word/2012/wordml" xmlns:wpg="http://schemas.microsoft.com/office/word/2010/wordprocessingGroup" xmlns:wpi="http://schemas.microsoft.com/office/word/2010/wordprocessingInk" xmlns:wne="http://schemas.microsoft.com/office/word/2006/wordml" xmlns:wps="http://schemas.microsoft.com/office/word/2010/wordprocessingShape" xmlns:wpsCustomData="http://www.wps.cn/officeDocument/2013/wpsCustomData" mc:Ignorable="w14 w15 wp14">
-  <w:body>
-    <w:p>
-      <w:pPr>
-        <w:spacing w:before="312" w:beforeLines="100" w:after="312" w:afterLines="100" w:line="360" w:lineRule="auto"/>
-        <w:jc w:val="center"/>
-        <w:rPr>
-          <w:rFonts w:ascii="仿宋" w:hAnsi="仿宋" w:eastAsia="仿宋" w:cs="仿宋"/>
-          <w:sz w:val="32"/>
-          <w:szCs w:val="32"/>
-        </w:rPr>
-      </w:pPr>
-      <w:r>
-        <w:rPr>
-          <w:rFonts w:hint="eastAsia" w:ascii="仿宋" w:hAnsi="仿宋" w:eastAsia="仿宋"/>
-          <w:b/>
-          <w:sz w:val="36"/>
-          <w:szCs w:val="36"/>
-        </w:rPr>
-        <w:t>民事授权委托书</w:t>
-      </w:r>
-    </w:p>
-    <w:p>
-      <w:pPr>
-        <w:spacing w:line="360" w:lineRule="auto"/>
-        <w:ind w:firstLine="560" w:firstLineChars="200"/>
-        <w:rPr>
-          <w:rFonts w:ascii="仿宋" w:hAnsi="仿宋" w:eastAsia="仿宋"/>
-          <w:spacing w:val="5"/>
-          <w:sz w:val="28"/>
-          <w:szCs w:val="28"/>
-        </w:rPr>
-      </w:pPr>
-      <w:r>
-        <w:rPr>
-          <w:rFonts w:hint="eastAsia" w:ascii="仿宋" w:hAnsi="仿宋" w:eastAsia="仿宋" w:cs="Arial"/>
-          <w:sz w:val="28"/>
-          <w:szCs w:val="28"/>
-        </w:rPr>
-        <w:t>委托人</w:t>
-      </w:r>
-      <w:r>
-        <w:rPr>
-          <w:rFonts w:hint="eastAsia" w:ascii="仿宋" w:hAnsi="仿宋" w:eastAsia="仿宋" w:cs="Arial"/>
-          <w:sz w:val="28"/>
-          <w:szCs w:val="28"/>
-          <w:u w:val="single"/>
-        </w:rPr>
-        <w:t xml:space="preserve"> </w:t>
-      </w:r>
-      <w:r>
-        <w:rPr>
-          <w:rFonts w:hint="eastAsia" w:ascii="仿宋" w:hAnsi="仿宋" w:eastAsia="仿宋" w:cs="Arial"/>
-          <w:sz w:val="28"/>
-          <w:szCs w:val="28"/>
-          <w:u w:val="single"/>
-          <w:lang w:val="en-US" w:eastAsia="zh-CN"/>
-        </w:rPr>
-        <w:t>[我方当事人（可多个）]</w:t>
-      </w:r>
-      <w:r>
-        <w:rPr>
-          <w:rFonts w:ascii="仿宋" w:hAnsi="仿宋" w:eastAsia="仿宋" w:cs="Arial"/>
-          <w:sz w:val="28"/>
-          <w:szCs w:val="28"/>
-          <w:u w:val="single"/>
-        </w:rPr>
-        <w:t xml:space="preserve"> </w:t>
-      </w:r>
-      <w:r>
-        <w:rPr>
-          <w:rFonts w:hint="eastAsia" w:ascii="仿宋" w:hAnsi="仿宋" w:eastAsia="仿宋" w:cs="Arial"/>
-          <w:sz w:val="28"/>
-          <w:szCs w:val="28"/>
-          <w:lang w:eastAsia="zh-Hans"/>
-        </w:rPr>
-        <w:t>因与</w:t>
-      </w:r>
-      <w:r>
-        <w:rPr>
-          <w:rFonts w:hint="eastAsia" w:ascii="仿宋" w:hAnsi="仿宋" w:eastAsia="仿宋"/>
-          <w:spacing w:val="5"/>
-          <w:sz w:val="28"/>
-          <w:szCs w:val="28"/>
-          <w:u w:val="single"/>
-          <w:lang w:val="en-US" w:eastAsia="zh-CN"/>
-        </w:rPr>
-        <w:t xml:space="preserve"> [对象1][对象2（如有）] [案由]纠纷</w:t>
-      </w:r>
-      <w:r>
-        <w:rPr>
-          <w:rFonts w:hint="eastAsia" w:ascii="仿宋" w:hAnsi="仿宋" w:eastAsia="仿宋"/>
-          <w:spacing w:val="5"/>
-          <w:sz w:val="28"/>
-          <w:szCs w:val="28"/>
-          <w:u w:val="single"/>
-        </w:rPr>
-        <w:t xml:space="preserve"> </w:t>
-      </w:r>
-      <w:r>
-        <w:rPr>
-          <w:rFonts w:hint="eastAsia" w:ascii="仿宋" w:hAnsi="仿宋" w:eastAsia="仿宋"/>
-          <w:spacing w:val="5"/>
-          <w:sz w:val="28"/>
-          <w:szCs w:val="28"/>
-        </w:rPr>
-        <w:t>一案中，</w:t>
-      </w:r>
-      <w:r>
-        <w:rPr>
-          <w:rFonts w:hint="eastAsia" w:ascii="仿宋" w:hAnsi="仿宋" w:eastAsia="仿宋"/>
-          <w:spacing w:val="5"/>
-          <w:sz w:val="28"/>
-          <w:szCs w:val="28"/>
-          <w:lang w:eastAsia="zh-Hans"/>
-        </w:rPr>
-        <w:t>特委托</w:t>
-      </w:r>
-      <w:r>
-        <w:rPr>
-          <w:rFonts w:hint="eastAsia" w:ascii="仿宋" w:hAnsi="仿宋" w:eastAsia="仿宋"/>
-          <w:spacing w:val="5"/>
-          <w:sz w:val="28"/>
-          <w:szCs w:val="28"/>
-          <w:u w:val="single"/>
-          <w:lang w:eastAsia="zh-Hans"/>
-        </w:rPr>
-        <w:t>上海</w:t>
-      </w:r>
-      <w:r>
-        <w:rPr>
-          <w:rFonts w:hint="eastAsia" w:ascii="仿宋" w:hAnsi="仿宋" w:eastAsia="仿宋"/>
-          <w:spacing w:val="5"/>
-          <w:sz w:val="28"/>
-          <w:szCs w:val="28"/>
-          <w:u w:val="single"/>
-          <w:lang w:val="en-US" w:eastAsia="zh-CN"/>
-        </w:rPr>
-        <w:t>申沪</w:t>
-      </w:r>
-      <w:r>
-        <w:rPr>
-          <w:rFonts w:hint="eastAsia" w:ascii="仿宋" w:hAnsi="仿宋" w:eastAsia="仿宋"/>
-          <w:spacing w:val="5"/>
-          <w:sz w:val="28"/>
-          <w:szCs w:val="28"/>
-          <w:u w:val="single"/>
-          <w:lang w:eastAsia="zh-Hans"/>
-        </w:rPr>
-        <w:t>律师事务所</w:t>
-      </w:r>
-      <w:r>
-        <w:rPr>
-          <w:rFonts w:hint="eastAsia" w:ascii="仿宋" w:hAnsi="仿宋" w:eastAsia="仿宋"/>
-          <w:spacing w:val="5"/>
-          <w:sz w:val="28"/>
-          <w:szCs w:val="28"/>
-          <w:u w:val="single"/>
-        </w:rPr>
-        <w:t xml:space="preserve"> </w:t>
-      </w:r>
-      <w:r>
-        <w:rPr>
-          <w:rFonts w:hint="eastAsia" w:ascii="仿宋" w:hAnsi="仿宋" w:eastAsia="仿宋"/>
-          <w:spacing w:val="5"/>
-          <w:sz w:val="28"/>
-          <w:szCs w:val="28"/>
-          <w:u w:val="single"/>
-          <w:lang w:val="en-US" w:eastAsia="zh-CN"/>
-        </w:rPr>
-        <w:t>杜重阳</w:t>
-      </w:r>
-      <w:r>
-        <w:rPr>
-          <w:rFonts w:hint="eastAsia" w:ascii="仿宋" w:hAnsi="仿宋" w:eastAsia="仿宋"/>
-          <w:spacing w:val="5"/>
-          <w:sz w:val="28"/>
-          <w:szCs w:val="28"/>
-          <w:u w:val="single"/>
-        </w:rPr>
-        <w:t xml:space="preserve"> </w:t>
-      </w:r>
-      <w:r>
-        <w:rPr>
-          <w:rFonts w:hint="eastAsia" w:ascii="仿宋" w:hAnsi="仿宋" w:eastAsia="仿宋"/>
-          <w:spacing w:val="5"/>
-          <w:sz w:val="28"/>
-          <w:szCs w:val="28"/>
-          <w:lang w:eastAsia="zh-Hans"/>
-        </w:rPr>
-        <w:t>律师</w:t>
-      </w:r>
-      <w:r>
-        <w:rPr>
-          <w:rFonts w:hint="eastAsia" w:ascii="仿宋" w:hAnsi="仿宋" w:eastAsia="仿宋"/>
-          <w:spacing w:val="5"/>
-          <w:sz w:val="28"/>
-          <w:szCs w:val="28"/>
-        </w:rPr>
-        <w:t>作为委托人</w:t>
-      </w:r>
-      <w:r>
-        <w:rPr>
-          <w:rFonts w:hint="eastAsia" w:ascii="仿宋" w:hAnsi="仿宋" w:eastAsia="仿宋"/>
-          <w:spacing w:val="5"/>
-          <w:sz w:val="28"/>
-          <w:szCs w:val="28"/>
-          <w:u w:val="single"/>
-        </w:rPr>
-        <w:t xml:space="preserve"> </w:t>
-      </w:r>
-      <w:r>
-        <w:rPr>
-          <w:rFonts w:hint="eastAsia" w:ascii="仿宋" w:hAnsi="仿宋" w:eastAsia="仿宋"/>
-          <w:spacing w:val="5"/>
-          <w:sz w:val="28"/>
-          <w:szCs w:val="28"/>
-          <w:u w:val="single"/>
-          <w:lang w:val="en-US" w:eastAsia="zh-CN"/>
-        </w:rPr>
-        <w:t xml:space="preserve">[委托阶段：如民事一审、民事二审、申请再审、申请强制执行、特别程序] </w:t>
-      </w:r>
-      <w:r>
-        <w:rPr>
-          <w:rFonts w:hint="eastAsia" w:ascii="仿宋" w:hAnsi="仿宋" w:eastAsia="仿宋"/>
-          <w:spacing w:val="5"/>
-          <w:sz w:val="28"/>
-          <w:szCs w:val="28"/>
-        </w:rPr>
-        <w:t>阶段的代理人。</w:t>
-      </w:r>
-    </w:p>
-    <w:p>
-      <w:pPr>
-        <w:spacing w:line="360" w:lineRule="auto"/>
-        <w:ind w:firstLine="580" w:firstLineChars="200"/>
-        <w:rPr>
-          <w:rFonts w:ascii="仿宋" w:hAnsi="仿宋" w:eastAsia="仿宋"/>
-          <w:spacing w:val="5"/>
-          <w:sz w:val="28"/>
-          <w:szCs w:val="28"/>
-        </w:rPr>
-      </w:pPr>
-      <w:r>
-        <w:rPr>
-          <w:rFonts w:hint="eastAsia" w:ascii="仿宋" w:hAnsi="仿宋" w:eastAsia="仿宋"/>
-          <w:spacing w:val="5"/>
-          <w:sz w:val="28"/>
-          <w:szCs w:val="28"/>
-        </w:rPr>
-        <w:t>代理人权限为：</w:t>
-      </w:r>
-    </w:p>
-    <w:p>
-      <w:pPr>
-        <w:spacing w:line="360" w:lineRule="auto"/>
-        <w:ind w:firstLine="580" w:firstLineChars="200"/>
-        <w:rPr>
-          <w:rFonts w:ascii="仿宋" w:hAnsi="仿宋" w:eastAsia="仿宋"/>
-          <w:spacing w:val="5"/>
-          <w:sz w:val="28"/>
-          <w:szCs w:val="28"/>
-        </w:rPr>
-      </w:pPr>
-      <w:r>
-        <w:rPr>
-          <w:rFonts w:hint="eastAsia" w:ascii="仿宋" w:hAnsi="仿宋" w:eastAsia="仿宋"/>
-          <w:spacing w:val="5"/>
-          <w:sz w:val="28"/>
-          <w:szCs w:val="28"/>
-          <w:lang w:eastAsia="zh-CN"/>
-        </w:rPr>
-        <w:t>□</w:t>
-      </w:r>
-      <w:r>
-        <w:rPr>
-          <w:rFonts w:hint="eastAsia" w:ascii="仿宋" w:hAnsi="仿宋" w:eastAsia="仿宋"/>
-          <w:spacing w:val="5"/>
-          <w:sz w:val="28"/>
-          <w:szCs w:val="28"/>
-        </w:rPr>
-        <w:t>一般代理。</w:t>
-      </w:r>
-    </w:p>
-    <w:p>
-      <w:pPr>
-        <w:pStyle w:val="10"/>
-        <w:spacing w:before="0" w:beforeAutospacing="0" w:after="300" w:afterAutospacing="0"/>
-        <w:ind w:firstLine="580" w:firstLineChars="200"/>
-        <w:rPr>
-          <w:rFonts w:ascii="仿宋" w:hAnsi="仿宋" w:eastAsia="仿宋" w:cs="Arial"/>
-          <w:color w:val="333333"/>
-          <w:sz w:val="28"/>
-          <w:szCs w:val="28"/>
-        </w:rPr>
-      </w:pPr>
-      <w:r>
-        <w:rPr>
-          <w:rFonts w:hint="eastAsia" w:ascii="仿宋" w:hAnsi="仿宋" w:eastAsia="仿宋"/>
-          <w:spacing w:val="5"/>
-          <w:sz w:val="28"/>
-          <w:szCs w:val="28"/>
-          <w:lang w:eastAsia="zh-CN"/>
-        </w:rPr>
-        <w:t>☑</w:t>
-      </w:r>
-      <w:r>
-        <w:rPr>
-          <w:rFonts w:hint="eastAsia" w:ascii="仿宋" w:hAnsi="仿宋" w:eastAsia="仿宋"/>
-          <w:spacing w:val="5"/>
-          <w:sz w:val="28"/>
-          <w:szCs w:val="28"/>
-        </w:rPr>
-        <w:t>特别授权：【</w:t>
-      </w:r>
-      <w:r>
-        <w:rPr>
-          <w:rFonts w:hint="eastAsia" w:ascii="仿宋" w:hAnsi="仿宋" w:eastAsia="仿宋"/>
-          <w:spacing w:val="5"/>
-          <w:sz w:val="28"/>
-          <w:szCs w:val="28"/>
-          <w:lang w:val="en-US" w:eastAsia="zh-CN"/>
-        </w:rPr>
-        <w:t>代为提起诉讼/上诉；代为提起再审申请；代为提起申诉；代为提起诉前/诉讼财产保全；</w:t>
-      </w:r>
-      <w:r>
-        <w:rPr>
-          <w:rFonts w:hint="eastAsia" w:ascii="仿宋" w:hAnsi="仿宋" w:eastAsia="仿宋" w:cs="Times New Roman"/>
-          <w:spacing w:val="5"/>
-          <w:kern w:val="2"/>
-          <w:sz w:val="28"/>
-          <w:szCs w:val="28"/>
-          <w:lang w:val="en-US" w:eastAsia="zh-CN" w:bidi="ar-SA"/>
-        </w:rPr>
-        <w:t>代为申请仲裁；代为承认部分或全部诉讼/仲裁请求;代为放弃、变更或增加诉讼/仲裁请求;代为和解/调解/协商;代为提起反诉;代为提出或申请撤回起诉/上诉/反诉；代领法律文书；代为查询档案等相关事宜</w:t>
-      </w:r>
-      <w:r>
-        <w:rPr>
-          <w:rFonts w:hint="eastAsia" w:ascii="仿宋" w:hAnsi="仿宋" w:eastAsia="仿宋"/>
-          <w:spacing w:val="5"/>
-          <w:sz w:val="28"/>
-          <w:szCs w:val="28"/>
-        </w:rPr>
-        <w:t>】。</w:t>
-      </w:r>
-    </w:p>
-    <w:p>
-      <w:pPr>
-        <w:spacing w:line="360" w:lineRule="auto"/>
-        <w:ind w:firstLine="580" w:firstLineChars="200"/>
-        <w:rPr>
-          <w:rFonts w:ascii="仿宋" w:hAnsi="仿宋" w:eastAsia="仿宋" w:cs="仿宋"/>
-          <w:sz w:val="28"/>
-          <w:szCs w:val="28"/>
-          <w:u w:val="single"/>
-        </w:rPr>
-      </w:pPr>
-      <w:r>
-        <w:rPr>
-          <w:rFonts w:hint="eastAsia" w:ascii="仿宋" w:hAnsi="仿宋" w:eastAsia="仿宋"/>
-          <w:spacing w:val="5"/>
-          <w:sz w:val="28"/>
-          <w:szCs w:val="28"/>
-        </w:rPr>
-        <w:t>本委托书有效期自即日起至</w:t>
-      </w:r>
-      <w:r>
-        <w:rPr>
-          <w:rFonts w:hint="eastAsia" w:ascii="仿宋" w:hAnsi="仿宋" w:eastAsia="仿宋"/>
-          <w:spacing w:val="5"/>
-          <w:sz w:val="28"/>
-          <w:szCs w:val="28"/>
-          <w:u w:val="single"/>
-        </w:rPr>
-        <w:t xml:space="preserve"> </w:t>
-      </w:r>
-      <w:r>
-        <w:rPr>
-          <w:rFonts w:hint="eastAsia" w:ascii="仿宋" w:hAnsi="仿宋" w:eastAsia="仿宋"/>
-          <w:spacing w:val="5"/>
-          <w:sz w:val="28"/>
-          <w:szCs w:val="28"/>
-          <w:u w:val="single"/>
-          <w:lang w:val="en-US" w:eastAsia="zh-CN"/>
-        </w:rPr>
-        <w:t>裁判文书送达之日</w:t>
-      </w:r>
-      <w:r>
-        <w:rPr>
-          <w:rFonts w:hint="eastAsia" w:ascii="仿宋" w:hAnsi="仿宋" w:eastAsia="仿宋"/>
-          <w:spacing w:val="5"/>
-          <w:sz w:val="28"/>
-          <w:szCs w:val="28"/>
-          <w:u w:val="single"/>
-        </w:rPr>
-        <w:t xml:space="preserve"> </w:t>
-      </w:r>
-      <w:r>
-        <w:rPr>
-          <w:rFonts w:hint="eastAsia" w:ascii="仿宋" w:hAnsi="仿宋" w:eastAsia="仿宋"/>
-          <w:spacing w:val="5"/>
-          <w:sz w:val="28"/>
-          <w:szCs w:val="28"/>
-        </w:rPr>
-        <w:t>止。</w:t>
-      </w:r>
-    </w:p>
-    <w:p>
-      <w:pPr>
-        <w:rPr>
-          <w:rFonts w:ascii="仿宋" w:hAnsi="仿宋" w:eastAsia="仿宋" w:cs="仿宋"/>
-          <w:sz w:val="28"/>
-          <w:szCs w:val="28"/>
-        </w:rPr>
-      </w:pPr>
-      <w:r>
-        <w:rPr>
-          <w:rFonts w:hint="eastAsia" w:ascii="仿宋" w:hAnsi="仿宋" w:eastAsia="仿宋" w:cs="仿宋"/>
-          <w:sz w:val="28"/>
-          <w:szCs w:val="28"/>
-        </w:rPr>
-        <w:t xml:space="preserve">                       </w:t>
-      </w:r>
-    </w:p>
-    <w:p>
-      <w:pPr>
-        <w:rPr>
-          <w:rFonts w:ascii="仿宋" w:hAnsi="仿宋" w:eastAsia="仿宋" w:cs="仿宋"/>
-          <w:sz w:val="28"/>
-          <w:szCs w:val="28"/>
-        </w:rPr>
-      </w:pPr>
-    </w:p>
-    <w:p>
-      <w:pPr>
-        <w:ind w:firstLine="2520" w:firstLineChars="900"/>
-        <w:rPr>
-          <w:rFonts w:ascii="仿宋" w:hAnsi="仿宋" w:eastAsia="仿宋" w:cs="Arial"/>
-          <w:b/>
-          <w:bCs/>
-          <w:sz w:val="28"/>
-          <w:szCs w:val="28"/>
-        </w:rPr>
-      </w:pPr>
-      <w:r>
-        <w:rPr>
-          <w:rFonts w:hint="eastAsia" w:ascii="仿宋" w:hAnsi="仿宋" w:eastAsia="仿宋" w:cs="仿宋"/>
-          <w:sz w:val="28"/>
-          <w:szCs w:val="28"/>
-        </w:rPr>
-        <w:t xml:space="preserve">     </w:t>
-      </w:r>
-      <w:r>
-        <w:rPr>
-          <w:rFonts w:hint="eastAsia" w:ascii="仿宋" w:hAnsi="仿宋" w:eastAsia="仿宋" w:cs="仿宋"/>
-          <w:sz w:val="28"/>
-          <w:szCs w:val="28"/>
-          <w:lang w:val="en-US" w:eastAsia="zh-CN"/>
-        </w:rPr>
-        <w:t xml:space="preserve"> </w:t>
-      </w:r>
-      <w:r>
-        <w:rPr>
-          <w:rFonts w:hint="eastAsia" w:ascii="仿宋" w:hAnsi="仿宋" w:eastAsia="仿宋" w:cs="Arial"/>
-          <w:b/>
-          <w:bCs/>
-          <w:sz w:val="28"/>
-          <w:szCs w:val="28"/>
-        </w:rPr>
-        <w:t xml:space="preserve">委托人： </w:t>
-      </w:r>
-      <w:r>
-        <w:rPr>
-          <w:rFonts w:hint="eastAsia" w:ascii="仿宋" w:hAnsi="仿宋" w:eastAsia="仿宋" w:cs="Arial"/>
-          <w:b/>
-          <w:bCs/>
-          <w:sz w:val="28"/>
-          <w:szCs w:val="28"/>
-          <w:lang w:val="en-US" w:eastAsia="zh-CN"/>
-        </w:rPr>
-        <w:t>[个人留空，企业则填写名称便于盖章，如个人企业混合，则双方单独出委托书</w:t>
-      </w:r>
-      <w:bookmarkStart w:id="0" w:name="_GoBack"/>
-      <w:bookmarkEnd w:id="0"/>
-      <w:r>
-        <w:rPr>
-          <w:rFonts w:hint="eastAsia" w:ascii="仿宋" w:hAnsi="仿宋" w:eastAsia="仿宋" w:cs="Arial"/>
-          <w:b/>
-          <w:bCs/>
-          <w:sz w:val="28"/>
-          <w:szCs w:val="28"/>
-          <w:lang w:val="en-US" w:eastAsia="zh-CN"/>
-        </w:rPr>
-        <w:t xml:space="preserve">] </w:t>
-      </w:r>
-      <w:r>
-        <w:rPr>
-          <w:rFonts w:hint="eastAsia" w:ascii="仿宋" w:hAnsi="仿宋" w:eastAsia="仿宋" w:cs="Arial"/>
-          <w:b/>
-          <w:bCs/>
-          <w:sz w:val="28"/>
-          <w:szCs w:val="28"/>
-        </w:rPr>
-        <w:t xml:space="preserve">                                                 </w:t>
-      </w:r>
-    </w:p>
-    <w:p>
-      <w:r>
-        <w:rPr>
-          <w:rFonts w:hint="eastAsia" w:ascii="仿宋" w:hAnsi="仿宋" w:eastAsia="仿宋" w:cs="Arial"/>
-          <w:b/>
-          <w:bCs/>
-          <w:sz w:val="28"/>
-          <w:szCs w:val="28"/>
-        </w:rPr>
-        <w:t xml:space="preserve">                                          年    月    日   </w:t>
-      </w:r>
-      <w:r>
-        <w:rPr>
-          <w:rFonts w:hint="eastAsia" w:ascii="仿宋" w:hAnsi="仿宋" w:eastAsia="仿宋" w:cs="仿宋"/>
-          <w:sz w:val="28"/>
-          <w:szCs w:val="28"/>
-        </w:rPr>
-        <w:t xml:space="preserve"> </w:t>
-      </w:r>
-      <w:r>
-        <w:rPr>
-          <w:rFonts w:hint="eastAsia" w:ascii="仿宋" w:hAnsi="仿宋" w:eastAsia="仿宋" w:cs="仿宋"/>
-          <w:sz w:val="32"/>
-          <w:szCs w:val="32"/>
-        </w:rPr>
-        <w:t xml:space="preserve"> </w:t>
-      </w:r>
-    </w:p>
-    <w:p/>
-    <w:p/>
-    <w:p/>
-    <w:p>
-      <w:pPr>
-        <w:rPr>
-          <w:rFonts w:hint="eastAsia"/>
-          <w:sz w:val="28"/>
-          <w:szCs w:val="28"/>
-        </w:rPr>
-      </w:pPr>
-    </w:p>
-    <w:sectPr>
-      <w:headerReference r:id="rId3" w:type="default"/>
-      <w:pgSz w:w="11906" w:h="16838"/>
-      <w:pgMar w:top="1405" w:right="1289" w:bottom="1118" w:left="1377" w:header="1013" w:footer="0" w:gutter="0"/>
-      <w:cols w:space="720" w:num="1"/>
-      <w:docGrid w:type="lines" w:linePitch="312" w:charSpace="0"/>
-    </w:sectPr>
-  </w:body>
-</w:document>
+<document xmlns="http://schemas.openxmlformats.org/wordprocessingml/2006/main" xmlns:ns1="http://schemas.openxmlformats.org/markup-compatibility/2006" xmlns:ns2="http://schemas.microsoft.com/office/word/2010/wordml" xmlns:ns3="http://schemas.openxmlformats.org/officeDocument/2006/relationships" ns1:Ignorable="w14 w15 wp14">
+  <body>
+    <p ns2:paraId="5030AA9B">
+      <pPr>
+        <spacing before="312" beforeLines="100" after="312" afterLines="100" line="360" lineRule="auto"/>
+        <jc val="center"/>
+        <rPr>
+          <rFonts ascii="仿宋" hAnsi="仿宋" eastAsia="仿宋" cs="仿宋"/>
+          <sz val="32"/>
+          <szCs val="32"/>
+        </rPr>
+      </pPr>
+      <r>
+        <rPr>
+          <rFonts hint="eastAsia" ascii="仿宋" hAnsi="仿宋" eastAsia="仿宋"/>
+          <b/>
+          <sz val="36"/>
+          <szCs val="36"/>
+        </rPr>
+        <t>民事授权委托书</t>
+      </r>
+    </p>
+    <p ns2:paraId="0FB0CDCE">
+      <pPr>
+        <spacing line="360" lineRule="auto"/>
+        <ind firstLine="560" firstLineChars="200"/>
+        <rPr>
+          <rFonts ascii="仿宋" hAnsi="仿宋" eastAsia="仿宋"/>
+          <spacing val="5"/>
+          <sz val="28"/>
+          <szCs val="28"/>
+        </rPr>
+      </pPr>
+      <r>
+        <rPr>
+          <rFonts hint="eastAsia" ascii="仿宋" hAnsi="仿宋" eastAsia="仿宋" cs="Arial"/>
+          <sz val="28"/>
+          <szCs val="28"/>
+        </rPr>
+        <t>委托人</t>
+      </r>
+      <r>
+        <rPr>
+          <rFonts hint="eastAsia" ascii="仿宋" hAnsi="仿宋" eastAsia="仿宋" cs="Arial"/>
+          <sz val="28"/>
+          <szCs val="28"/>
+          <u val="single"/>
+        </rPr>
+        <t xml:space="preserve"> </t>
+      </r>
+      <r>
+        <rPr>
+          <rFonts hint="eastAsia" ascii="仿宋" hAnsi="仿宋" eastAsia="仿宋" cs="Arial"/>
+          <sz val="28"/>
+          <szCs val="28"/>
+          <u val="single"/>
+          <lang val="en-US" eastAsia="zh-CN"/>
+        </rPr>
+        <t>【我方当事人（可多个）】</t>
+      </r>
+      <r>
+        <rPr>
+          <rFonts ascii="仿宋" hAnsi="仿宋" eastAsia="仿宋" cs="Arial"/>
+          <sz val="28"/>
+          <szCs val="28"/>
+          <u val="single"/>
+        </rPr>
+        <t xml:space="preserve"> </t>
+      </r>
+      <r>
+        <rPr>
+          <rFonts hint="eastAsia" ascii="仿宋" hAnsi="仿宋" eastAsia="仿宋" cs="Arial"/>
+          <sz val="28"/>
+          <szCs val="28"/>
+          <lang eastAsia="zh-Hans"/>
+        </rPr>
+        <t>因与</t>
+      </r>
+      <r>
+        <rPr>
+          <rFonts hint="eastAsia" ascii="仿宋" hAnsi="仿宋" eastAsia="仿宋"/>
+          <spacing val="5"/>
+          <sz val="28"/>
+          <szCs val="28"/>
+          <u val="single"/>
+          <lang val="en-US" eastAsia="zh-CN"/>
+        </rPr>
+        <t xml:space="preserve"> 【对象1】【对象2（如有）】 【案由】纠纷</t>
+      </r>
+      <r>
+        <rPr>
+          <rFonts hint="eastAsia" ascii="仿宋" hAnsi="仿宋" eastAsia="仿宋"/>
+          <spacing val="5"/>
+          <sz val="28"/>
+          <szCs val="28"/>
+          <u val="single"/>
+        </rPr>
+        <t xml:space="preserve"> </t>
+      </r>
+      <r>
+        <rPr>
+          <rFonts hint="eastAsia" ascii="仿宋" hAnsi="仿宋" eastAsia="仿宋"/>
+          <spacing val="5"/>
+          <sz val="28"/>
+          <szCs val="28"/>
+        </rPr>
+        <t>一案中，</t>
+      </r>
+      <r>
+        <rPr>
+          <rFonts hint="eastAsia" ascii="仿宋" hAnsi="仿宋" eastAsia="仿宋"/>
+          <spacing val="5"/>
+          <sz val="28"/>
+          <szCs val="28"/>
+          <lang eastAsia="zh-Hans"/>
+        </rPr>
+        <t>特委托</t>
+      </r>
+      <r>
+        <rPr>
+          <rFonts hint="eastAsia" ascii="仿宋" hAnsi="仿宋" eastAsia="仿宋"/>
+          <spacing val="5"/>
+          <sz val="28"/>
+          <szCs val="28"/>
+          <u val="single"/>
+          <lang eastAsia="zh-Hans"/>
+        </rPr>
+        <t>上海</t>
+      </r>
+      <r>
+        <rPr>
+          <rFonts hint="eastAsia" ascii="仿宋" hAnsi="仿宋" eastAsia="仿宋"/>
+          <spacing val="5"/>
+          <sz val="28"/>
+          <szCs val="28"/>
+          <u val="single"/>
+          <lang val="en-US" eastAsia="zh-CN"/>
+        </rPr>
+        <t>申沪</t>
+      </r>
+      <r>
+        <rPr>
+          <rFonts hint="eastAsia" ascii="仿宋" hAnsi="仿宋" eastAsia="仿宋"/>
+          <spacing val="5"/>
+          <sz val="28"/>
+          <szCs val="28"/>
+          <u val="single"/>
+          <lang eastAsia="zh-Hans"/>
+        </rPr>
+        <t>律师事务所</t>
+      </r>
+      <r>
+        <rPr>
+          <rFonts hint="eastAsia" ascii="仿宋" hAnsi="仿宋" eastAsia="仿宋"/>
+          <spacing val="5"/>
+          <sz val="28"/>
+          <szCs val="28"/>
+          <u val="single"/>
+        </rPr>
+        <t xml:space="preserve"> </t>
+      </r>
+      <r>
+        <rPr>
+          <rFonts hint="eastAsia" ascii="仿宋" hAnsi="仿宋" eastAsia="仿宋"/>
+          <spacing val="5"/>
+          <sz val="28"/>
+          <szCs val="28"/>
+          <u val="single"/>
+          <lang val="en-US" eastAsia="zh-CN"/>
+        </rPr>
+        <t>杜重阳</t>
+      </r>
+      <r>
+        <rPr>
+          <rFonts hint="eastAsia" ascii="仿宋" hAnsi="仿宋" eastAsia="仿宋"/>
+          <spacing val="5"/>
+          <sz val="28"/>
+          <szCs val="28"/>
+          <u val="single"/>
+        </rPr>
+        <t xml:space="preserve"> </t>
+      </r>
+      <r>
+        <rPr>
+          <rFonts hint="eastAsia" ascii="仿宋" hAnsi="仿宋" eastAsia="仿宋"/>
+          <spacing val="5"/>
+          <sz val="28"/>
+          <szCs val="28"/>
+          <lang eastAsia="zh-Hans"/>
+        </rPr>
+        <t>律师</t>
+      </r>
+      <r>
+        <rPr>
+          <rFonts hint="eastAsia" ascii="仿宋" hAnsi="仿宋" eastAsia="仿宋"/>
+          <spacing val="5"/>
+          <sz val="28"/>
+          <szCs val="28"/>
+        </rPr>
+        <t>作为委托人</t>
+      </r>
+      <r>
+        <rPr>
+          <rFonts hint="eastAsia" ascii="仿宋" hAnsi="仿宋" eastAsia="仿宋"/>
+          <spacing val="5"/>
+          <sz val="28"/>
+          <szCs val="28"/>
+          <u val="single"/>
+        </rPr>
+        <t xml:space="preserve"> </t>
+      </r>
+      <r>
+        <rPr>
+          <rFonts hint="eastAsia" ascii="仿宋" hAnsi="仿宋" eastAsia="仿宋"/>
+          <spacing val="5"/>
+          <sz val="28"/>
+          <szCs val="28"/>
+          <u val="single"/>
+          <lang val="en-US" eastAsia="zh-CN"/>
+        </rPr>
+        <t xml:space="preserve">【委托阶段：如民事一审、民事二审、申请再审、申请强制执行、特别程序】 </t>
+      </r>
+      <r>
+        <rPr>
+          <rFonts hint="eastAsia" ascii="仿宋" hAnsi="仿宋" eastAsia="仿宋"/>
+          <spacing val="5"/>
+          <sz val="28"/>
+          <szCs val="28"/>
+        </rPr>
+        <t>阶段的代理人。</t>
+      </r>
+    </p>
+    <p ns2:paraId="73616C95">
+      <pPr>
+        <spacing line="360" lineRule="auto"/>
+        <ind firstLine="580" firstLineChars="200"/>
+        <rPr>
+          <rFonts ascii="仿宋" hAnsi="仿宋" eastAsia="仿宋"/>
+          <spacing val="5"/>
+          <sz val="28"/>
+          <szCs val="28"/>
+        </rPr>
+      </pPr>
+      <r>
+        <rPr>
+          <rFonts hint="eastAsia" ascii="仿宋" hAnsi="仿宋" eastAsia="仿宋"/>
+          <spacing val="5"/>
+          <sz val="28"/>
+          <szCs val="28"/>
+        </rPr>
+        <t>代理人权限为：</t>
+      </r>
+    </p>
+    <p ns2:paraId="123C960A">
+      <pPr>
+        <spacing line="360" lineRule="auto"/>
+        <ind firstLine="580" firstLineChars="200"/>
+        <rPr>
+          <rFonts ascii="仿宋" hAnsi="仿宋" eastAsia="仿宋"/>
+          <spacing val="5"/>
+          <sz val="28"/>
+          <szCs val="28"/>
+        </rPr>
+      </pPr>
+      <r>
+        <rPr>
+          <rFonts hint="eastAsia" ascii="仿宋" hAnsi="仿宋" eastAsia="仿宋"/>
+          <spacing val="5"/>
+          <sz val="28"/>
+          <szCs val="28"/>
+          <lang eastAsia="zh-CN"/>
+        </rPr>
+        <t>□</t>
+      </r>
+      <r>
+        <rPr>
+          <rFonts hint="eastAsia" ascii="仿宋" hAnsi="仿宋" eastAsia="仿宋"/>
+          <spacing val="5"/>
+          <sz val="28"/>
+          <szCs val="28"/>
+        </rPr>
+        <t>一般代理。</t>
+      </r>
+    </p>
+    <p ns2:paraId="3A404F58">
+      <pPr>
+        <pStyle val="10"/>
+        <spacing before="0" beforeAutospacing="0" after="300" afterAutospacing="0"/>
+        <ind firstLine="580" firstLineChars="200"/>
+        <rPr>
+          <rFonts ascii="仿宋" hAnsi="仿宋" eastAsia="仿宋" cs="Arial"/>
+          <color val="333333"/>
+          <sz val="28"/>
+          <szCs val="28"/>
+        </rPr>
+      </pPr>
+      <r>
+        <rPr>
+          <rFonts hint="eastAsia" ascii="仿宋" hAnsi="仿宋" eastAsia="仿宋"/>
+          <spacing val="5"/>
+          <sz val="28"/>
+          <szCs val="28"/>
+          <lang eastAsia="zh-CN"/>
+        </rPr>
+        <t>☑</t>
+      </r>
+      <r>
+        <rPr>
+          <rFonts hint="eastAsia" ascii="仿宋" hAnsi="仿宋" eastAsia="仿宋"/>
+          <spacing val="5"/>
+          <sz val="28"/>
+          <szCs val="28"/>
+        </rPr>
+        <t>特别授权：【</t>
+      </r>
+      <r>
+        <rPr>
+          <rFonts hint="eastAsia" ascii="仿宋" hAnsi="仿宋" eastAsia="仿宋"/>
+          <spacing val="5"/>
+          <sz val="28"/>
+          <szCs val="28"/>
+          <lang val="en-US" eastAsia="zh-CN"/>
+        </rPr>
+        <t>代为提起诉讼/上诉；代为提起再审申请；代为提起申诉；代为提起诉前/诉讼财产保全；</t>
+      </r>
+      <r>
+        <rPr>
+          <rFonts hint="eastAsia" ascii="仿宋" hAnsi="仿宋" eastAsia="仿宋" cs="Times New Roman"/>
+          <spacing val="5"/>
+          <kern val="2"/>
+          <sz val="28"/>
+          <szCs val="28"/>
+          <lang val="en-US" eastAsia="zh-CN" bidi="ar-SA"/>
+        </rPr>
+        <t>代为申请仲裁；代为承认部分或全部诉讼/仲裁请求;代为放弃、变更或增加诉讼/仲裁请求;代为和解/调解/协商;代为提起反诉;代为提出或申请撤回起诉/上诉/反诉；代领法律文书；代为查询档案等相关事宜</t>
+      </r>
+      <r>
+        <rPr>
+          <rFonts hint="eastAsia" ascii="仿宋" hAnsi="仿宋" eastAsia="仿宋"/>
+          <spacing val="5"/>
+          <sz val="28"/>
+          <szCs val="28"/>
+        </rPr>
+        <t>】。</t>
+      </r>
+    </p>
+    <p ns2:paraId="3F10E77A">
+      <pPr>
+        <spacing line="360" lineRule="auto"/>
+        <ind firstLine="580" firstLineChars="200"/>
+        <rPr>
+          <rFonts ascii="仿宋" hAnsi="仿宋" eastAsia="仿宋" cs="仿宋"/>
+          <sz val="28"/>
+          <szCs val="28"/>
+          <u val="single"/>
+        </rPr>
+      </pPr>
+      <r>
+        <rPr>
+          <rFonts hint="eastAsia" ascii="仿宋" hAnsi="仿宋" eastAsia="仿宋"/>
+          <spacing val="5"/>
+          <sz val="28"/>
+          <szCs val="28"/>
+        </rPr>
+        <t>本委托书有效期自即日起至</t>
+      </r>
+      <r>
+        <rPr>
+          <rFonts hint="eastAsia" ascii="仿宋" hAnsi="仿宋" eastAsia="仿宋"/>
+          <spacing val="5"/>
+          <sz val="28"/>
+          <szCs val="28"/>
+          <u val="single"/>
+        </rPr>
+        <t xml:space="preserve"> </t>
+      </r>
+      <r>
+        <rPr>
+          <rFonts hint="eastAsia" ascii="仿宋" hAnsi="仿宋" eastAsia="仿宋"/>
+          <spacing val="5"/>
+          <sz val="28"/>
+          <szCs val="28"/>
+          <u val="single"/>
+          <lang val="en-US" eastAsia="zh-CN"/>
+        </rPr>
+        <t>裁判文书送达之日</t>
+      </r>
+      <r>
+        <rPr>
+          <rFonts hint="eastAsia" ascii="仿宋" hAnsi="仿宋" eastAsia="仿宋"/>
+          <spacing val="5"/>
+          <sz val="28"/>
+          <szCs val="28"/>
+          <u val="single"/>
+        </rPr>
+        <t xml:space="preserve"> </t>
+      </r>
+      <r>
+        <rPr>
+          <rFonts hint="eastAsia" ascii="仿宋" hAnsi="仿宋" eastAsia="仿宋"/>
+          <spacing val="5"/>
+          <sz val="28"/>
+          <szCs val="28"/>
+        </rPr>
+        <t>止。</t>
+      </r>
+    </p>
+    <p ns2:paraId="2DD9499D">
+      <pPr>
+        <rPr>
+          <rFonts ascii="仿宋" hAnsi="仿宋" eastAsia="仿宋" cs="仿宋"/>
+          <sz val="28"/>
+          <szCs val="28"/>
+        </rPr>
+      </pPr>
+      <r>
+        <rPr>
+          <rFonts hint="eastAsia" ascii="仿宋" hAnsi="仿宋" eastAsia="仿宋" cs="仿宋"/>
+          <sz val="28"/>
+          <szCs val="28"/>
+        </rPr>
+        <t xml:space="preserve">                       </t>
+      </r>
+    </p>
+    <p ns2:paraId="1F5AC807">
+      <pPr>
+        <rPr>
+          <rFonts ascii="仿宋" hAnsi="仿宋" eastAsia="仿宋" cs="仿宋"/>
+          <sz val="28"/>
+          <szCs val="28"/>
+        </rPr>
+      </pPr>
+    </p>
+    <p ns2:paraId="0F2DBA05">
+      <pPr>
+        <ind firstLine="2520" firstLineChars="900"/>
+        <rPr>
+          <rFonts ascii="仿宋" hAnsi="仿宋" eastAsia="仿宋" cs="Arial"/>
+          <b/>
+          <bCs/>
+          <sz val="28"/>
+          <szCs val="28"/>
+        </rPr>
+      </pPr>
+      <r>
+        <rPr>
+          <rFonts hint="eastAsia" ascii="仿宋" hAnsi="仿宋" eastAsia="仿宋" cs="仿宋"/>
+          <sz val="28"/>
+          <szCs val="28"/>
+        </rPr>
+        <t xml:space="preserve">     </t>
+      </r>
+      <r>
+        <rPr>
+          <rFonts hint="eastAsia" ascii="仿宋" hAnsi="仿宋" eastAsia="仿宋" cs="仿宋"/>
+          <sz val="28"/>
+          <szCs val="28"/>
+          <lang val="en-US" eastAsia="zh-CN"/>
+        </rPr>
+        <t xml:space="preserve"> </t>
+      </r>
+      <r>
+        <rPr>
+          <rFonts hint="eastAsia" ascii="仿宋" hAnsi="仿宋" eastAsia="仿宋" cs="Arial"/>
+          <b/>
+          <bCs/>
+          <sz val="28"/>
+          <szCs val="28"/>
+        </rPr>
+        <t xml:space="preserve">委托人： </t>
+      </r>
+      <r>
+        <rPr>
+          <rFonts hint="eastAsia" ascii="仿宋" hAnsi="仿宋" eastAsia="仿宋" cs="Arial"/>
+          <b/>
+          <bCs/>
+          <sz val="28"/>
+          <szCs val="28"/>
+          <lang val="en-US" eastAsia="zh-CN"/>
+        </rPr>
+        <t>[个人留空，企业则填写名称便于盖章，如个人企业混合，则双方单独出委托书</t>
+      </r>
+      <bookmarkStart id="0" name="_GoBack"/>
+      <bookmarkEnd id="0"/>
+      <r>
+        <rPr>
+          <rFonts hint="eastAsia" ascii="仿宋" hAnsi="仿宋" eastAsia="仿宋" cs="Arial"/>
+          <b/>
+          <bCs/>
+          <sz val="28"/>
+          <szCs val="28"/>
+          <lang val="en-US" eastAsia="zh-CN"/>
+        </rPr>
+        <t xml:space="preserve">] </t>
+      </r>
+      <r>
+        <rPr>
+          <rFonts hint="eastAsia" ascii="仿宋" hAnsi="仿宋" eastAsia="仿宋" cs="Arial"/>
+          <b/>
+          <bCs/>
+          <sz val="28"/>
+          <szCs val="28"/>
+        </rPr>
+        <t xml:space="preserve">                                                 </t>
+      </r>
+    </p>
+    <p ns2:paraId="5117F8A6">
+      <r>
+        <rPr>
+          <rFonts hint="eastAsia" ascii="仿宋" hAnsi="仿宋" eastAsia="仿宋" cs="Arial"/>
+          <b/>
+          <bCs/>
+          <sz val="28"/>
+          <szCs val="28"/>
+        </rPr>
+        <t xml:space="preserve">                                          年    月    日   </t>
+      </r>
+      <r>
+        <rPr>
+          <rFonts hint="eastAsia" ascii="仿宋" hAnsi="仿宋" eastAsia="仿宋" cs="仿宋"/>
+          <sz val="28"/>
+          <szCs val="28"/>
+        </rPr>
+        <t xml:space="preserve"> </t>
+      </r>
+      <r>
+        <rPr>
+          <rFonts hint="eastAsia" ascii="仿宋" hAnsi="仿宋" eastAsia="仿宋" cs="仿宋"/>
+          <sz val="32"/>
+          <szCs val="32"/>
+        </rPr>
+        <t xml:space="preserve"> </t>
+      </r>
+    </p>
+    <p ns2:paraId="0F7BA357"/>
+    <p ns2:paraId="4F6FB7C3"/>
+    <p ns2:paraId="556581D8"/>
+    <p ns2:paraId="7F17EEDA">
+      <pPr>
+        <rPr>
+          <rFonts hint="eastAsia"/>
+          <sz val="28"/>
+          <szCs val="28"/>
+        </rPr>
+      </pPr>
+    </p>
+    <sectPr>
+      <headerReference ns3:id="rId3" type="default"/>
+      <pgSz w="11906" h="16838"/>
+      <pgMar top="1405" right="1289" bottom="1118" left="1377" header="1013" footer="0" gutter="0"/>
+      <cols space="720" num="1"/>
+      <docGrid type="lines" linePitch="312" charSpace="0"/>
+    </sectPr>
+  </body>
+</document>
 </file>
 
 <file path=word/header1.xml><?xml version="1.0" encoding="utf-8"?>
